--- a/docs/buildsheet/Kai_Build_Sheet_hardware_revE.docx
+++ b/docs/buildsheet/Kai_Build_Sheet_hardware_revE.docx
@@ -5070,7 +5070,7 @@
                 <w:sz w:val="19"/>
                 <w:szCs w:val="19"/>
               </w:rPr>
-              <w:t xml:space="preserve">Press "Find the microphone again" on the dashboard first (~2 s). It re-runs the whole discovery path without a restart.</w:t>
+              <w:t>Press "Find the microphone again" on the dashboard first (~2 s). It re-runs the whole discovery path without a restart. A USB mic plugged in while Kai is running is picked up on its own within a few seconds of a quiet moment, so it needs no button at all.</w:t>
             </w:r>
           </w:p>
         </w:tc>
@@ -5348,7 +5348,7 @@
                 <w:sz w:val="19"/>
                 <w:szCs w:val="19"/>
               </w:rPr>
-              <w:t xml:space="preserve">Selection fell back to the USB dongle when the I2S probe timed out</w:t>
+              <w:t>Selection fell through to the USB mic when the I2S probe timed out — or the preference is set to the other mic</w:t>
             </w:r>
           </w:p>
         </w:tc>
@@ -5372,7 +5372,7 @@
                 <w:sz w:val="19"/>
                 <w:szCs w:val="19"/>
               </w:rPr>
-              <w:t xml:space="preserve">The "find the microphone" reply says which device it landed on. Re-seat the I2S wiring rather than living on the fallback.</w:t>
+              <w:t>The "find the microphone" reply names the mic it landed on, and the dashboard's Microphone card shows the current one. Check the Prefer setting there first; if it already says the mic you want, the preferred one read as silent or refused to open, so re-seat the I2S wiring rather than living on the other input.</w:t>
             </w:r>
           </w:p>
         </w:tc>
